--- a/IDA_Customisation_Documentation.docx
+++ b/IDA_Customisation_Documentation.docx
@@ -863,7 +863,437 @@
                 <w:sz w:val="20"/>
                 <w:szCs w:val="20"/>
               </w:rPr>
-              <w:t xml:space="preserve">Computed: % Complete × Subtotal. Automatically recalculated when % Complete or the line subtotal changes. Optional column, shown by default.</w:t>
+              <w:t xml:space="preserve">Editable. Amount to bill this period. Bidirectional with Percent to Bill: updating one recalculates the other. Optional column.</w:t>
+            </w:r>
+          </w:p>
+        </w:tc>
+      </w:tr>
+      <w:tr>
+        <w:tc>
+          <w:tcPr>
+            <w:tcW w:type="dxa" w:w="2800"/>
+            <w:tcBorders>
+              <w:top w:val="single" w:color="B8CCE4" w:sz="1"/>
+              <w:left w:val="single" w:color="B8CCE4" w:sz="1"/>
+              <w:bottom w:val="single" w:color="B8CCE4" w:sz="1"/>
+              <w:right w:val="single" w:color="B8CCE4" w:sz="1"/>
+            </w:tcBorders>
+            <w:shd w:fill="FFFFFF" w:val="clear"/>
+            <w:tcMar>
+              <w:top w:type="dxa" w:w="80"/>
+              <w:left w:type="dxa" w:w="120"/>
+              <w:bottom w:type="dxa" w:w="80"/>
+              <w:right w:type="dxa" w:w="120"/>
+            </w:tcMar>
+          </w:tcPr>
+          <w:p>
+            <w:r>
+              <w:rPr>
+                <w:rFonts w:ascii="Arial" w:cs="Arial" w:eastAsia="Arial" w:hAnsi="Arial"/>
+                <w:sz w:val="20"/>
+                <w:szCs w:val="20"/>
+              </w:rPr>
+              <w:t xml:space="preserve">Percent to Bill</w:t>
+            </w:r>
+          </w:p>
+        </w:tc>
+        <w:tc>
+          <w:tcPr>
+            <w:tcW w:type="dxa" w:w="2000"/>
+            <w:tcBorders>
+              <w:top w:val="single" w:color="B8CCE4" w:sz="1"/>
+              <w:left w:val="single" w:color="B8CCE4" w:sz="1"/>
+              <w:bottom w:val="single" w:color="B8CCE4" w:sz="1"/>
+              <w:right w:val="single" w:color="B8CCE4" w:sz="1"/>
+            </w:tcBorders>
+            <w:shd w:fill="FFFFFF" w:val="clear"/>
+            <w:tcMar>
+              <w:top w:type="dxa" w:w="80"/>
+              <w:left w:type="dxa" w:w="120"/>
+              <w:bottom w:type="dxa" w:w="80"/>
+              <w:right w:type="dxa" w:w="120"/>
+            </w:tcMar>
+          </w:tcPr>
+          <w:p>
+            <w:r>
+              <w:rPr>
+                <w:rFonts w:ascii="Arial" w:cs="Arial" w:eastAsia="Arial" w:hAnsi="Arial"/>
+                <w:sz w:val="20"/>
+                <w:szCs w:val="20"/>
+              </w:rPr>
+              <w:t xml:space="preserve">Float (5,2) %</w:t>
+            </w:r>
+          </w:p>
+        </w:tc>
+        <w:tc>
+          <w:tcPr>
+            <w:tcW w:type="dxa" w:w="4560"/>
+            <w:tcBorders>
+              <w:top w:val="single" w:color="B8CCE4" w:sz="1"/>
+              <w:left w:val="single" w:color="B8CCE4" w:sz="1"/>
+              <w:bottom w:val="single" w:color="B8CCE4" w:sz="1"/>
+              <w:right w:val="single" w:color="B8CCE4" w:sz="1"/>
+            </w:tcBorders>
+            <w:shd w:fill="FFFFFF" w:val="clear"/>
+            <w:tcMar>
+              <w:top w:type="dxa" w:w="80"/>
+              <w:left w:type="dxa" w:w="120"/>
+              <w:bottom w:type="dxa" w:w="80"/>
+              <w:right w:type="dxa" w:w="120"/>
+            </w:tcMar>
+          </w:tcPr>
+          <w:p>
+            <w:r>
+              <w:rPr>
+                <w:rFonts w:ascii="Arial" w:cs="Arial" w:eastAsia="Arial" w:hAnsi="Arial"/>
+                <w:sz w:val="20"/>
+                <w:szCs w:val="20"/>
+              </w:rPr>
+              <w:t xml:space="preserve">Editable. Percentage of the contract amount to bill this period. Bidirectional with Amount to Bill: updating one recalculates the other. Optional column.</w:t>
+            </w:r>
+          </w:p>
+        </w:tc>
+      </w:tr>
+      <w:tr>
+        <w:tc>
+          <w:tcPr>
+            <w:tcW w:type="dxa" w:w="2800"/>
+            <w:tcBorders>
+              <w:top w:val="single" w:color="B8CCE4" w:sz="1"/>
+              <w:left w:val="single" w:color="B8CCE4" w:sz="1"/>
+              <w:bottom w:val="single" w:color="B8CCE4" w:sz="1"/>
+              <w:right w:val="single" w:color="B8CCE4" w:sz="1"/>
+            </w:tcBorders>
+            <w:shd w:fill="DEEAF1" w:val="clear"/>
+            <w:tcMar>
+              <w:top w:type="dxa" w:w="80"/>
+              <w:left w:type="dxa" w:w="120"/>
+              <w:bottom w:type="dxa" w:w="80"/>
+              <w:right w:type="dxa" w:w="120"/>
+            </w:tcMar>
+          </w:tcPr>
+          <w:p>
+            <w:r>
+              <w:rPr>
+                <w:rFonts w:ascii="Arial" w:cs="Arial" w:eastAsia="Arial" w:hAnsi="Arial"/>
+                <w:sz w:val="20"/>
+                <w:szCs w:val="20"/>
+              </w:rPr>
+              <w:t xml:space="preserve">Prior Billed</w:t>
+            </w:r>
+          </w:p>
+        </w:tc>
+        <w:tc>
+          <w:tcPr>
+            <w:tcW w:type="dxa" w:w="2000"/>
+            <w:tcBorders>
+              <w:top w:val="single" w:color="B8CCE4" w:sz="1"/>
+              <w:left w:val="single" w:color="B8CCE4" w:sz="1"/>
+              <w:bottom w:val="single" w:color="B8CCE4" w:sz="1"/>
+              <w:right w:val="single" w:color="B8CCE4" w:sz="1"/>
+            </w:tcBorders>
+            <w:shd w:fill="DEEAF1" w:val="clear"/>
+            <w:tcMar>
+              <w:top w:type="dxa" w:w="80"/>
+              <w:left w:type="dxa" w:w="120"/>
+              <w:bottom w:type="dxa" w:w="80"/>
+              <w:right w:type="dxa" w:w="120"/>
+            </w:tcMar>
+          </w:tcPr>
+          <w:p>
+            <w:r>
+              <w:rPr>
+                <w:rFonts w:ascii="Arial" w:cs="Arial" w:eastAsia="Arial" w:hAnsi="Arial"/>
+                <w:sz w:val="20"/>
+                <w:szCs w:val="20"/>
+              </w:rPr>
+              <w:t xml:space="preserve">Monetary</w:t>
+            </w:r>
+          </w:p>
+        </w:tc>
+        <w:tc>
+          <w:tcPr>
+            <w:tcW w:type="dxa" w:w="4560"/>
+            <w:tcBorders>
+              <w:top w:val="single" w:color="B8CCE4" w:sz="1"/>
+              <w:left w:val="single" w:color="B8CCE4" w:sz="1"/>
+              <w:bottom w:val="single" w:color="B8CCE4" w:sz="1"/>
+              <w:right w:val="single" w:color="B8CCE4" w:sz="1"/>
+            </w:tcBorders>
+            <w:shd w:fill="DEEAF1" w:val="clear"/>
+            <w:tcMar>
+              <w:top w:type="dxa" w:w="80"/>
+              <w:left w:type="dxa" w:w="120"/>
+              <w:bottom w:type="dxa" w:w="80"/>
+              <w:right w:type="dxa" w:w="120"/>
+            </w:tcMar>
+          </w:tcPr>
+          <w:p>
+            <w:r>
+              <w:rPr>
+                <w:rFonts w:ascii="Arial" w:cs="Arial" w:eastAsia="Arial" w:hAnsi="Arial"/>
+                <w:sz w:val="20"/>
+                <w:szCs w:val="20"/>
+              </w:rPr>
+              <w:t xml:space="preserve">Computed. Total amount already billed on previously posted invoices for this sale order line. Read-only.</w:t>
+            </w:r>
+          </w:p>
+        </w:tc>
+      </w:tr>
+      <w:tr>
+        <w:tc>
+          <w:tcPr>
+            <w:tcW w:type="dxa" w:w="2800"/>
+            <w:tcBorders>
+              <w:top w:val="single" w:color="B8CCE4" w:sz="1"/>
+              <w:left w:val="single" w:color="B8CCE4" w:sz="1"/>
+              <w:bottom w:val="single" w:color="B8CCE4" w:sz="1"/>
+              <w:right w:val="single" w:color="B8CCE4" w:sz="1"/>
+            </w:tcBorders>
+            <w:shd w:fill="FFFFFF" w:val="clear"/>
+            <w:tcMar>
+              <w:top w:type="dxa" w:w="80"/>
+              <w:left w:type="dxa" w:w="120"/>
+              <w:bottom w:type="dxa" w:w="80"/>
+              <w:right w:type="dxa" w:w="120"/>
+            </w:tcMar>
+          </w:tcPr>
+          <w:p>
+            <w:r>
+              <w:rPr>
+                <w:rFonts w:ascii="Arial" w:cs="Arial" w:eastAsia="Arial" w:hAnsi="Arial"/>
+                <w:sz w:val="20"/>
+                <w:szCs w:val="20"/>
+              </w:rPr>
+              <w:t xml:space="preserve">Total Billed</w:t>
+            </w:r>
+          </w:p>
+        </w:tc>
+        <w:tc>
+          <w:tcPr>
+            <w:tcW w:type="dxa" w:w="2000"/>
+            <w:tcBorders>
+              <w:top w:val="single" w:color="B8CCE4" w:sz="1"/>
+              <w:left w:val="single" w:color="B8CCE4" w:sz="1"/>
+              <w:bottom w:val="single" w:color="B8CCE4" w:sz="1"/>
+              <w:right w:val="single" w:color="B8CCE4" w:sz="1"/>
+            </w:tcBorders>
+            <w:shd w:fill="FFFFFF" w:val="clear"/>
+            <w:tcMar>
+              <w:top w:type="dxa" w:w="80"/>
+              <w:left w:type="dxa" w:w="120"/>
+              <w:bottom w:type="dxa" w:w="80"/>
+              <w:right w:type="dxa" w:w="120"/>
+            </w:tcMar>
+          </w:tcPr>
+          <w:p>
+            <w:r>
+              <w:rPr>
+                <w:rFonts w:ascii="Arial" w:cs="Arial" w:eastAsia="Arial" w:hAnsi="Arial"/>
+                <w:sz w:val="20"/>
+                <w:szCs w:val="20"/>
+              </w:rPr>
+              <w:t xml:space="preserve">Monetary</w:t>
+            </w:r>
+          </w:p>
+        </w:tc>
+        <w:tc>
+          <w:tcPr>
+            <w:tcW w:type="dxa" w:w="4560"/>
+            <w:tcBorders>
+              <w:top w:val="single" w:color="B8CCE4" w:sz="1"/>
+              <w:left w:val="single" w:color="B8CCE4" w:sz="1"/>
+              <w:bottom w:val="single" w:color="B8CCE4" w:sz="1"/>
+              <w:right w:val="single" w:color="B8CCE4" w:sz="1"/>
+            </w:tcBorders>
+            <w:shd w:fill="FFFFFF" w:val="clear"/>
+            <w:tcMar>
+              <w:top w:type="dxa" w:w="80"/>
+              <w:left w:type="dxa" w:w="120"/>
+              <w:bottom w:type="dxa" w:w="80"/>
+              <w:right w:type="dxa" w:w="120"/>
+            </w:tcMar>
+          </w:tcPr>
+          <w:p>
+            <w:r>
+              <w:rPr>
+                <w:rFonts w:ascii="Arial" w:cs="Arial" w:eastAsia="Arial" w:hAnsi="Arial"/>
+                <w:sz w:val="20"/>
+                <w:szCs w:val="20"/>
+              </w:rPr>
+              <w:t xml:space="preserve">Computed. Prior Billed + Amount to Bill. Read-only.</w:t>
+            </w:r>
+          </w:p>
+        </w:tc>
+      </w:tr>
+      <w:tr>
+        <w:tc>
+          <w:tcPr>
+            <w:tcW w:type="dxa" w:w="2800"/>
+            <w:tcBorders>
+              <w:top w:val="single" w:color="B8CCE4" w:sz="1"/>
+              <w:left w:val="single" w:color="B8CCE4" w:sz="1"/>
+              <w:bottom w:val="single" w:color="B8CCE4" w:sz="1"/>
+              <w:right w:val="single" w:color="B8CCE4" w:sz="1"/>
+            </w:tcBorders>
+            <w:shd w:fill="DEEAF1" w:val="clear"/>
+            <w:tcMar>
+              <w:top w:type="dxa" w:w="80"/>
+              <w:left w:type="dxa" w:w="120"/>
+              <w:bottom w:type="dxa" w:w="80"/>
+              <w:right w:type="dxa" w:w="120"/>
+            </w:tcMar>
+          </w:tcPr>
+          <w:p>
+            <w:r>
+              <w:rPr>
+                <w:rFonts w:ascii="Arial" w:cs="Arial" w:eastAsia="Arial" w:hAnsi="Arial"/>
+                <w:sz w:val="20"/>
+                <w:szCs w:val="20"/>
+              </w:rPr>
+              <w:t xml:space="preserve">Total Percent Billed</w:t>
+            </w:r>
+          </w:p>
+        </w:tc>
+        <w:tc>
+          <w:tcPr>
+            <w:tcW w:type="dxa" w:w="2000"/>
+            <w:tcBorders>
+              <w:top w:val="single" w:color="B8CCE4" w:sz="1"/>
+              <w:left w:val="single" w:color="B8CCE4" w:sz="1"/>
+              <w:bottom w:val="single" w:color="B8CCE4" w:sz="1"/>
+              <w:right w:val="single" w:color="B8CCE4" w:sz="1"/>
+            </w:tcBorders>
+            <w:shd w:fill="DEEAF1" w:val="clear"/>
+            <w:tcMar>
+              <w:top w:type="dxa" w:w="80"/>
+              <w:left w:type="dxa" w:w="120"/>
+              <w:bottom w:type="dxa" w:w="80"/>
+              <w:right w:type="dxa" w:w="120"/>
+            </w:tcMar>
+          </w:tcPr>
+          <w:p>
+            <w:r>
+              <w:rPr>
+                <w:rFonts w:ascii="Arial" w:cs="Arial" w:eastAsia="Arial" w:hAnsi="Arial"/>
+                <w:sz w:val="20"/>
+                <w:szCs w:val="20"/>
+              </w:rPr>
+              <w:t xml:space="preserve">Float (5,2) %</w:t>
+            </w:r>
+          </w:p>
+        </w:tc>
+        <w:tc>
+          <w:tcPr>
+            <w:tcW w:type="dxa" w:w="4560"/>
+            <w:tcBorders>
+              <w:top w:val="single" w:color="B8CCE4" w:sz="1"/>
+              <w:left w:val="single" w:color="B8CCE4" w:sz="1"/>
+              <w:bottom w:val="single" w:color="B8CCE4" w:sz="1"/>
+              <w:right w:val="single" w:color="B8CCE4" w:sz="1"/>
+            </w:tcBorders>
+            <w:shd w:fill="DEEAF1" w:val="clear"/>
+            <w:tcMar>
+              <w:top w:type="dxa" w:w="80"/>
+              <w:left w:type="dxa" w:w="120"/>
+              <w:bottom w:type="dxa" w:w="80"/>
+              <w:right w:type="dxa" w:w="120"/>
+            </w:tcMar>
+          </w:tcPr>
+          <w:p>
+            <w:r>
+              <w:rPr>
+                <w:rFonts w:ascii="Arial" w:cs="Arial" w:eastAsia="Arial" w:hAnsi="Arial"/>
+                <w:sz w:val="20"/>
+                <w:szCs w:val="20"/>
+              </w:rPr>
+              <w:t xml:space="preserve">Computed. Total Billed as a percentage of the Contract Amount. Read-only.</w:t>
+            </w:r>
+          </w:p>
+        </w:tc>
+      </w:tr>
+      <w:tr>
+        <w:tc>
+          <w:tcPr>
+            <w:tcW w:type="dxa" w:w="2800"/>
+            <w:tcBorders>
+              <w:top w:val="single" w:color="B8CCE4" w:sz="1"/>
+              <w:left w:val="single" w:color="B8CCE4" w:sz="1"/>
+              <w:bottom w:val="single" w:color="B8CCE4" w:sz="1"/>
+              <w:right w:val="single" w:color="B8CCE4" w:sz="1"/>
+            </w:tcBorders>
+            <w:shd w:fill="FFFFFF" w:val="clear"/>
+            <w:tcMar>
+              <w:top w:type="dxa" w:w="80"/>
+              <w:left w:type="dxa" w:w="120"/>
+              <w:bottom w:type="dxa" w:w="80"/>
+              <w:right w:type="dxa" w:w="120"/>
+            </w:tcMar>
+          </w:tcPr>
+          <w:p>
+            <w:r>
+              <w:rPr>
+                <w:rFonts w:ascii="Arial" w:cs="Arial" w:eastAsia="Arial" w:hAnsi="Arial"/>
+                <w:sz w:val="20"/>
+                <w:szCs w:val="20"/>
+              </w:rPr>
+              <w:t xml:space="preserve">Total Billed Amount</w:t>
+            </w:r>
+          </w:p>
+        </w:tc>
+        <w:tc>
+          <w:tcPr>
+            <w:tcW w:type="dxa" w:w="2000"/>
+            <w:tcBorders>
+              <w:top w:val="single" w:color="B8CCE4" w:sz="1"/>
+              <w:left w:val="single" w:color="B8CCE4" w:sz="1"/>
+              <w:bottom w:val="single" w:color="B8CCE4" w:sz="1"/>
+              <w:right w:val="single" w:color="B8CCE4" w:sz="1"/>
+            </w:tcBorders>
+            <w:shd w:fill="FFFFFF" w:val="clear"/>
+            <w:tcMar>
+              <w:top w:type="dxa" w:w="80"/>
+              <w:left w:type="dxa" w:w="120"/>
+              <w:bottom w:type="dxa" w:w="80"/>
+              <w:right w:type="dxa" w:w="120"/>
+            </w:tcMar>
+          </w:tcPr>
+          <w:p>
+            <w:r>
+              <w:rPr>
+                <w:rFonts w:ascii="Arial" w:cs="Arial" w:eastAsia="Arial" w:hAnsi="Arial"/>
+                <w:sz w:val="20"/>
+                <w:szCs w:val="20"/>
+              </w:rPr>
+              <w:t xml:space="preserve">Monetary</w:t>
+            </w:r>
+          </w:p>
+        </w:tc>
+        <w:tc>
+          <w:tcPr>
+            <w:tcW w:type="dxa" w:w="4560"/>
+            <w:tcBorders>
+              <w:top w:val="single" w:color="B8CCE4" w:sz="1"/>
+              <w:left w:val="single" w:color="B8CCE4" w:sz="1"/>
+              <w:bottom w:val="single" w:color="B8CCE4" w:sz="1"/>
+              <w:right w:val="single" w:color="B8CCE4" w:sz="1"/>
+            </w:tcBorders>
+            <w:shd w:fill="FFFFFF" w:val="clear"/>
+            <w:tcMar>
+              <w:top w:type="dxa" w:w="80"/>
+              <w:left w:type="dxa" w:w="120"/>
+              <w:bottom w:type="dxa" w:w="80"/>
+              <w:right w:type="dxa" w:w="120"/>
+            </w:tcMar>
+          </w:tcPr>
+          <w:p>
+            <w:r>
+              <w:rPr>
+                <w:rFonts w:ascii="Arial" w:cs="Arial" w:eastAsia="Arial" w:hAnsi="Arial"/>
+                <w:sz w:val="20"/>
+                <w:szCs w:val="20"/>
+              </w:rPr>
+              <w:t xml:space="preserve">Computed. Contract Amount × Total Percent Billed / 100. Read-only.</w:t>
             </w:r>
           </w:p>
         </w:tc>
@@ -1469,6 +1899,350 @@
                 <w:szCs w:val="20"/>
               </w:rPr>
               <w:t xml:space="preserve">The percentage of completion carried from the sale order line. Read-only. Optional column, shown by default.</w:t>
+            </w:r>
+          </w:p>
+        </w:tc>
+      </w:tr>
+      <w:tr>
+        <w:tc>
+          <w:tcPr>
+            <w:tcW w:type="dxa" w:w="2800"/>
+            <w:tcBorders>
+              <w:top w:val="single" w:color="B8CCE4" w:sz="1"/>
+              <w:left w:val="single" w:color="B8CCE4" w:sz="1"/>
+              <w:bottom w:val="single" w:color="B8CCE4" w:sz="1"/>
+              <w:right w:val="single" w:color="B8CCE4" w:sz="1"/>
+            </w:tcBorders>
+            <w:shd w:fill="FFFFFF" w:val="clear"/>
+            <w:tcMar>
+              <w:top w:type="dxa" w:w="80"/>
+              <w:left w:type="dxa" w:w="120"/>
+              <w:bottom w:type="dxa" w:w="80"/>
+              <w:right w:type="dxa" w:w="120"/>
+            </w:tcMar>
+          </w:tcPr>
+          <w:p>
+            <w:r>
+              <w:rPr>
+                <w:rFonts w:ascii="Arial" w:cs="Arial" w:eastAsia="Arial" w:hAnsi="Arial"/>
+                <w:sz w:val="20"/>
+                <w:szCs w:val="20"/>
+              </w:rPr>
+              <w:t xml:space="preserve">Prior Billed</w:t>
+            </w:r>
+          </w:p>
+        </w:tc>
+        <w:tc>
+          <w:tcPr>
+            <w:tcW w:type="dxa" w:w="2000"/>
+            <w:tcBorders>
+              <w:top w:val="single" w:color="B8CCE4" w:sz="1"/>
+              <w:left w:val="single" w:color="B8CCE4" w:sz="1"/>
+              <w:bottom w:val="single" w:color="B8CCE4" w:sz="1"/>
+              <w:right w:val="single" w:color="B8CCE4" w:sz="1"/>
+            </w:tcBorders>
+            <w:shd w:fill="FFFFFF" w:val="clear"/>
+            <w:tcMar>
+              <w:top w:type="dxa" w:w="80"/>
+              <w:left w:type="dxa" w:w="120"/>
+              <w:bottom w:type="dxa" w:w="80"/>
+              <w:right w:type="dxa" w:w="120"/>
+            </w:tcMar>
+          </w:tcPr>
+          <w:p>
+            <w:r>
+              <w:rPr>
+                <w:rFonts w:ascii="Arial" w:cs="Arial" w:eastAsia="Arial" w:hAnsi="Arial"/>
+                <w:sz w:val="20"/>
+                <w:szCs w:val="20"/>
+              </w:rPr>
+              <w:t xml:space="preserve">Monetary</w:t>
+            </w:r>
+          </w:p>
+        </w:tc>
+        <w:tc>
+          <w:tcPr>
+            <w:tcW w:type="dxa" w:w="4560"/>
+            <w:tcBorders>
+              <w:top w:val="single" w:color="B8CCE4" w:sz="1"/>
+              <w:left w:val="single" w:color="B8CCE4" w:sz="1"/>
+              <w:bottom w:val="single" w:color="B8CCE4" w:sz="1"/>
+              <w:right w:val="single" w:color="B8CCE4" w:sz="1"/>
+            </w:tcBorders>
+            <w:shd w:fill="FFFFFF" w:val="clear"/>
+            <w:tcMar>
+              <w:top w:type="dxa" w:w="80"/>
+              <w:left w:type="dxa" w:w="120"/>
+              <w:bottom w:type="dxa" w:w="80"/>
+              <w:right w:type="dxa" w:w="120"/>
+            </w:tcMar>
+          </w:tcPr>
+          <w:p>
+            <w:r>
+              <w:rPr>
+                <w:rFonts w:ascii="Arial" w:cs="Arial" w:eastAsia="Arial" w:hAnsi="Arial"/>
+                <w:sz w:val="20"/>
+                <w:szCs w:val="20"/>
+              </w:rPr>
+              <w:t xml:space="preserve">Total amount billed on previously posted invoices for this line. Read-only. Optional column, shown by default.</w:t>
+            </w:r>
+          </w:p>
+        </w:tc>
+      </w:tr>
+      <w:tr>
+        <w:tc>
+          <w:tcPr>
+            <w:tcW w:type="dxa" w:w="2800"/>
+            <w:tcBorders>
+              <w:top w:val="single" w:color="B8CCE4" w:sz="1"/>
+              <w:left w:val="single" w:color="B8CCE4" w:sz="1"/>
+              <w:bottom w:val="single" w:color="B8CCE4" w:sz="1"/>
+              <w:right w:val="single" w:color="B8CCE4" w:sz="1"/>
+            </w:tcBorders>
+            <w:shd w:fill="DEEAF1" w:val="clear"/>
+            <w:tcMar>
+              <w:top w:type="dxa" w:w="80"/>
+              <w:left w:type="dxa" w:w="120"/>
+              <w:bottom w:type="dxa" w:w="80"/>
+              <w:right w:type="dxa" w:w="120"/>
+            </w:tcMar>
+          </w:tcPr>
+          <w:p>
+            <w:r>
+              <w:rPr>
+                <w:rFonts w:ascii="Arial" w:cs="Arial" w:eastAsia="Arial" w:hAnsi="Arial"/>
+                <w:sz w:val="20"/>
+                <w:szCs w:val="20"/>
+              </w:rPr>
+              <w:t xml:space="preserve">Total Billed</w:t>
+            </w:r>
+          </w:p>
+        </w:tc>
+        <w:tc>
+          <w:tcPr>
+            <w:tcW w:type="dxa" w:w="2000"/>
+            <w:tcBorders>
+              <w:top w:val="single" w:color="B8CCE4" w:sz="1"/>
+              <w:left w:val="single" w:color="B8CCE4" w:sz="1"/>
+              <w:bottom w:val="single" w:color="B8CCE4" w:sz="1"/>
+              <w:right w:val="single" w:color="B8CCE4" w:sz="1"/>
+            </w:tcBorders>
+            <w:shd w:fill="DEEAF1" w:val="clear"/>
+            <w:tcMar>
+              <w:top w:type="dxa" w:w="80"/>
+              <w:left w:type="dxa" w:w="120"/>
+              <w:bottom w:type="dxa" w:w="80"/>
+              <w:right w:type="dxa" w:w="120"/>
+            </w:tcMar>
+          </w:tcPr>
+          <w:p>
+            <w:r>
+              <w:rPr>
+                <w:rFonts w:ascii="Arial" w:cs="Arial" w:eastAsia="Arial" w:hAnsi="Arial"/>
+                <w:sz w:val="20"/>
+                <w:szCs w:val="20"/>
+              </w:rPr>
+              <w:t xml:space="preserve">Monetary</w:t>
+            </w:r>
+          </w:p>
+        </w:tc>
+        <w:tc>
+          <w:tcPr>
+            <w:tcW w:type="dxa" w:w="4560"/>
+            <w:tcBorders>
+              <w:top w:val="single" w:color="B8CCE4" w:sz="1"/>
+              <w:left w:val="single" w:color="B8CCE4" w:sz="1"/>
+              <w:bottom w:val="single" w:color="B8CCE4" w:sz="1"/>
+              <w:right w:val="single" w:color="B8CCE4" w:sz="1"/>
+            </w:tcBorders>
+            <w:shd w:fill="DEEAF1" w:val="clear"/>
+            <w:tcMar>
+              <w:top w:type="dxa" w:w="80"/>
+              <w:left w:type="dxa" w:w="120"/>
+              <w:bottom w:type="dxa" w:w="80"/>
+              <w:right w:type="dxa" w:w="120"/>
+            </w:tcMar>
+          </w:tcPr>
+          <w:p>
+            <w:r>
+              <w:rPr>
+                <w:rFonts w:ascii="Arial" w:cs="Arial" w:eastAsia="Arial" w:hAnsi="Arial"/>
+                <w:sz w:val="20"/>
+                <w:szCs w:val="20"/>
+              </w:rPr>
+              <w:t xml:space="preserve">Prior Billed plus Amount to Bill. Read-only. Optional column, shown by default.</w:t>
+            </w:r>
+          </w:p>
+        </w:tc>
+      </w:tr>
+      <w:tr>
+        <w:tc>
+          <w:tcPr>
+            <w:tcW w:type="dxa" w:w="2800"/>
+            <w:tcBorders>
+              <w:top w:val="single" w:color="B8CCE4" w:sz="1"/>
+              <w:left w:val="single" w:color="B8CCE4" w:sz="1"/>
+              <w:bottom w:val="single" w:color="B8CCE4" w:sz="1"/>
+              <w:right w:val="single" w:color="B8CCE4" w:sz="1"/>
+            </w:tcBorders>
+            <w:shd w:fill="FFFFFF" w:val="clear"/>
+            <w:tcMar>
+              <w:top w:type="dxa" w:w="80"/>
+              <w:left w:type="dxa" w:w="120"/>
+              <w:bottom w:type="dxa" w:w="80"/>
+              <w:right w:type="dxa" w:w="120"/>
+            </w:tcMar>
+          </w:tcPr>
+          <w:p>
+            <w:r>
+              <w:rPr>
+                <w:rFonts w:ascii="Arial" w:cs="Arial" w:eastAsia="Arial" w:hAnsi="Arial"/>
+                <w:sz w:val="20"/>
+                <w:szCs w:val="20"/>
+              </w:rPr>
+              <w:t xml:space="preserve">Total Percent Billed</w:t>
+            </w:r>
+          </w:p>
+        </w:tc>
+        <w:tc>
+          <w:tcPr>
+            <w:tcW w:type="dxa" w:w="2000"/>
+            <w:tcBorders>
+              <w:top w:val="single" w:color="B8CCE4" w:sz="1"/>
+              <w:left w:val="single" w:color="B8CCE4" w:sz="1"/>
+              <w:bottom w:val="single" w:color="B8CCE4" w:sz="1"/>
+              <w:right w:val="single" w:color="B8CCE4" w:sz="1"/>
+            </w:tcBorders>
+            <w:shd w:fill="FFFFFF" w:val="clear"/>
+            <w:tcMar>
+              <w:top w:type="dxa" w:w="80"/>
+              <w:left w:type="dxa" w:w="120"/>
+              <w:bottom w:type="dxa" w:w="80"/>
+              <w:right w:type="dxa" w:w="120"/>
+            </w:tcMar>
+          </w:tcPr>
+          <w:p>
+            <w:r>
+              <w:rPr>
+                <w:rFonts w:ascii="Arial" w:cs="Arial" w:eastAsia="Arial" w:hAnsi="Arial"/>
+                <w:sz w:val="20"/>
+                <w:szCs w:val="20"/>
+              </w:rPr>
+              <w:t xml:space="preserve">Float (5,2)</w:t>
+            </w:r>
+          </w:p>
+        </w:tc>
+        <w:tc>
+          <w:tcPr>
+            <w:tcW w:type="dxa" w:w="4560"/>
+            <w:tcBorders>
+              <w:top w:val="single" w:color="B8CCE4" w:sz="1"/>
+              <w:left w:val="single" w:color="B8CCE4" w:sz="1"/>
+              <w:bottom w:val="single" w:color="B8CCE4" w:sz="1"/>
+              <w:right w:val="single" w:color="B8CCE4" w:sz="1"/>
+            </w:tcBorders>
+            <w:shd w:fill="FFFFFF" w:val="clear"/>
+            <w:tcMar>
+              <w:top w:type="dxa" w:w="80"/>
+              <w:left w:type="dxa" w:w="120"/>
+              <w:bottom w:type="dxa" w:w="80"/>
+              <w:right w:type="dxa" w:w="120"/>
+            </w:tcMar>
+          </w:tcPr>
+          <w:p>
+            <w:r>
+              <w:rPr>
+                <w:rFonts w:ascii="Arial" w:cs="Arial" w:eastAsia="Arial" w:hAnsi="Arial"/>
+                <w:sz w:val="20"/>
+                <w:szCs w:val="20"/>
+              </w:rPr>
+              <w:t xml:space="preserve">Total Billed as a percentage of the contract amount. Read-only. Optional column, shown by default.</w:t>
+            </w:r>
+          </w:p>
+        </w:tc>
+      </w:tr>
+      <w:tr>
+        <w:tc>
+          <w:tcPr>
+            <w:tcW w:type="dxa" w:w="2800"/>
+            <w:tcBorders>
+              <w:top w:val="single" w:color="B8CCE4" w:sz="1"/>
+              <w:left w:val="single" w:color="B8CCE4" w:sz="1"/>
+              <w:bottom w:val="single" w:color="B8CCE4" w:sz="1"/>
+              <w:right w:val="single" w:color="B8CCE4" w:sz="1"/>
+            </w:tcBorders>
+            <w:shd w:fill="DEEAF1" w:val="clear"/>
+            <w:tcMar>
+              <w:top w:type="dxa" w:w="80"/>
+              <w:left w:type="dxa" w:w="120"/>
+              <w:bottom w:type="dxa" w:w="80"/>
+              <w:right w:type="dxa" w:w="120"/>
+            </w:tcMar>
+          </w:tcPr>
+          <w:p>
+            <w:r>
+              <w:rPr>
+                <w:rFonts w:ascii="Arial" w:cs="Arial" w:eastAsia="Arial" w:hAnsi="Arial"/>
+                <w:sz w:val="20"/>
+                <w:szCs w:val="20"/>
+              </w:rPr>
+              <w:t xml:space="preserve">Total Billed Amount</w:t>
+            </w:r>
+          </w:p>
+        </w:tc>
+        <w:tc>
+          <w:tcPr>
+            <w:tcW w:type="dxa" w:w="2000"/>
+            <w:tcBorders>
+              <w:top w:val="single" w:color="B8CCE4" w:sz="1"/>
+              <w:left w:val="single" w:color="B8CCE4" w:sz="1"/>
+              <w:bottom w:val="single" w:color="B8CCE4" w:sz="1"/>
+              <w:right w:val="single" w:color="B8CCE4" w:sz="1"/>
+            </w:tcBorders>
+            <w:shd w:fill="DEEAF1" w:val="clear"/>
+            <w:tcMar>
+              <w:top w:type="dxa" w:w="80"/>
+              <w:left w:type="dxa" w:w="120"/>
+              <w:bottom w:type="dxa" w:w="80"/>
+              <w:right w:type="dxa" w:w="120"/>
+            </w:tcMar>
+          </w:tcPr>
+          <w:p>
+            <w:r>
+              <w:rPr>
+                <w:rFonts w:ascii="Arial" w:cs="Arial" w:eastAsia="Arial" w:hAnsi="Arial"/>
+                <w:sz w:val="20"/>
+                <w:szCs w:val="20"/>
+              </w:rPr>
+              <w:t xml:space="preserve">Monetary</w:t>
+            </w:r>
+          </w:p>
+        </w:tc>
+        <w:tc>
+          <w:tcPr>
+            <w:tcW w:type="dxa" w:w="4560"/>
+            <w:tcBorders>
+              <w:top w:val="single" w:color="B8CCE4" w:sz="1"/>
+              <w:left w:val="single" w:color="B8CCE4" w:sz="1"/>
+              <w:bottom w:val="single" w:color="B8CCE4" w:sz="1"/>
+              <w:right w:val="single" w:color="B8CCE4" w:sz="1"/>
+            </w:tcBorders>
+            <w:shd w:fill="DEEAF1" w:val="clear"/>
+            <w:tcMar>
+              <w:top w:type="dxa" w:w="80"/>
+              <w:left w:type="dxa" w:w="120"/>
+              <w:bottom w:type="dxa" w:w="80"/>
+              <w:right w:type="dxa" w:w="120"/>
+            </w:tcMar>
+          </w:tcPr>
+          <w:p>
+            <w:r>
+              <w:rPr>
+                <w:rFonts w:ascii="Arial" w:cs="Arial" w:eastAsia="Arial" w:hAnsi="Arial"/>
+                <w:sz w:val="20"/>
+                <w:szCs w:val="20"/>
+              </w:rPr>
+              <w:t xml:space="preserve">Contract amount multiplied by Total Percent Billed. Read-only. Optional column, shown by default.</w:t>
             </w:r>
           </w:p>
         </w:tc>
